--- a/src/reportlayout/WORD/ASTAssetHandoverLetter.docx
+++ b/src/reportlayout/WORD/ASTAssetHandoverLetter.docx
@@ -74,6 +74,8 @@
             </w:placeholder>
             <w:dataBinding w:prefixMappings="xmlns:ns0='urn:microsoft-dynamics-nav/reports/AST_Asset_Handover_Letter/50101/' " w:xpath="/ns0:NavWordReportXmlPart[1]/ns0:Header[1]/ns0:Employee_No_[1]" w:storeItemID="{A7820A55-1C4D-4585-AB7C-0B3300A80E4D}"/>
             <w:text/>
+            <w:alias w:val="#Nav: /Header/Employee_No_"/>
+            <w:tag w:val="#Nav: AST_Asset_Handover_Letter/50101"/>
           </w:sdtPr>
           <w:sdtContent>
             <w:tc>
@@ -172,6 +174,8 @@
             </w:placeholder>
             <w:dataBinding w:prefixMappings="xmlns:ns0='urn:microsoft-dynamics-nav/reports/AST_Asset_Handover_Letter/50101/' " w:xpath="/ns0:NavWordReportXmlPart[1]/ns0:Header[1]/ns0:Employee_Name[1]" w:storeItemID="{A7820A55-1C4D-4585-AB7C-0B3300A80E4D}"/>
             <w:text/>
+            <w:alias w:val="#Nav: /Header/Employee_Name"/>
+            <w:tag w:val="#Nav: AST_Asset_Handover_Letter/50101"/>
           </w:sdtPr>
           <w:sdtContent>
             <w:tc>
@@ -262,6 +266,8 @@
             </w:placeholder>
             <w:dataBinding w:prefixMappings="xmlns:ns0='urn:microsoft-dynamics-nav/reports/AST_Asset_Handover_Letter/50101/' " w:xpath="/ns0:NavWordReportXmlPart[1]/ns0:Header[1]/ns0:Assignment_Date[1]" w:storeItemID="{A7820A55-1C4D-4585-AB7C-0B3300A80E4D}"/>
             <w:text/>
+            <w:alias w:val="#Nav: /Header/Assignment_Date"/>
+            <w:tag w:val="#Nav: AST_Asset_Handover_Letter/50101"/>
           </w:sdtPr>
           <w:sdtContent>
             <w:tc>
@@ -454,6 +460,8 @@
             </w:placeholder>
             <w:dataBinding w:prefixMappings="xmlns:ns0='urn:microsoft-dynamics-nav/reports/AST_Asset_Handover_Letter/50101/' " w:xpath="/ns0:NavWordReportXmlPart[1]/ns0:Header[1]/ns0:Lines[1]/ns0:Asset_No_[1]" w:storeItemID="{A7820A55-1C4D-4585-AB7C-0B3300A80E4D}"/>
             <w:text/>
+            <w:alias w:val="#Nav: /Header/Lines/Asset_No_"/>
+            <w:tag w:val="#Nav: AST_Asset_Handover_Letter/50101"/>
           </w:sdtPr>
           <w:sdtContent>
             <w:tc>
@@ -552,6 +560,8 @@
             </w:placeholder>
             <w:dataBinding w:prefixMappings="xmlns:ns0='urn:microsoft-dynamics-nav/reports/AST_Asset_Handover_Letter/50101/' " w:xpath="/ns0:NavWordReportXmlPart[1]/ns0:Header[1]/ns0:Lines[1]/ns0:Asset_Description[1]" w:storeItemID="{A7820A55-1C4D-4585-AB7C-0B3300A80E4D}"/>
             <w:text/>
+            <w:alias w:val="#Nav: /Header/Lines/Asset_Description"/>
+            <w:tag w:val="#Nav: AST_Asset_Handover_Letter/50101"/>
           </w:sdtPr>
           <w:sdtContent>
             <w:tc>
@@ -642,6 +652,8 @@
             </w:placeholder>
             <w:dataBinding w:prefixMappings="xmlns:ns0='urn:microsoft-dynamics-nav/reports/AST_Asset_Handover_Letter/50101/' " w:xpath="/ns0:NavWordReportXmlPart[1]/ns0:Header[1]/ns0:Lines[1]/ns0:Serial_No_[1]" w:storeItemID="{A7820A55-1C4D-4585-AB7C-0B3300A80E4D}"/>
             <w:text/>
+            <w:alias w:val="#Nav: /Header/Lines/Serial_No_"/>
+            <w:tag w:val="#Nav: AST_Asset_Handover_Letter/50101"/>
           </w:sdtPr>
           <w:sdtContent>
             <w:tc>
@@ -740,6 +752,8 @@
             </w:placeholder>
             <w:dataBinding w:prefixMappings="xmlns:ns0='urn:microsoft-dynamics-nav/reports/AST_Asset_Handover_Letter/50101/' " w:xpath="/ns0:NavWordReportXmlPart[1]/ns0:Header[1]/ns0:Lines[1]/ns0:Category_Code[1]" w:storeItemID="{A7820A55-1C4D-4585-AB7C-0B3300A80E4D}"/>
             <w:text/>
+            <w:alias w:val="#Nav: /Header/Lines/Category_Code"/>
+            <w:tag w:val="#Nav: AST_Asset_Handover_Letter/50101"/>
           </w:sdtPr>
           <w:sdtContent>
             <w:tc>
@@ -833,6 +847,8 @@
             </w:placeholder>
             <w:dataBinding w:prefixMappings="xmlns:ns0='urn:microsoft-dynamics-nav/reports/AST_Asset_Handover_Letter/50101/' " w:xpath="/ns0:NavWordReportXmlPart[1]/ns0:Header[1]/ns0:Lines[1]/ns0:Condition_at_Handover[1]" w:storeItemID="{A7820A55-1C4D-4585-AB7C-0B3300A80E4D}"/>
             <w:text/>
+            <w:alias w:val="#Nav: /Header/Lines/Condition_at_Handover"/>
+            <w:tag w:val="#Nav: AST_Asset_Handover_Letter/50101"/>
           </w:sdtPr>
           <w:sdtContent>
             <w:tc>
@@ -945,7 +961,7 @@
       <w:r>
         <w:t xml:space="preserve"> ______________________</w:t>
       </w:r>
-      <w:bookmarkStart w:id="0" w:name="_GoBack"/>
+      <w:bookmarkStart w:name="_GoBack" w:id="0"/>
       <w:bookmarkEnd w:id="0"/>
     </w:p>
     <w:p>
@@ -2516,7 +2532,9 @@
 </a:theme>
 </file>
 
-<file path=customXml/item1.xml>��< ? x m l   v e r s i o n = " 1 . 0 "   e n c o d i n g = " u t f - 1 6 " ? > < N a v W o r d R e p o r t X m l P a r t   x m l n s = " u r n : m i c r o s o f t - d y n a m i c s - n a v / r e p o r t s / A S T _ A s s e t _ H a n d o v e r _ L e t t e r / 5 0 1 0 1 / " > +<file path=customXml/item1.xml>��< ? x m l   v e r s i o n = " 1 . 0 "   e n c o d i n g = " u t f - 1 6 " ? > + 
+ < N a v W o r d R e p o r t X m l P a r t   x m l n s = " u r n : m i c r o s o f t - d y n a m i c s - n a v / r e p o r t s / A S T _ A s s e t _ H a n d o v e r _ L e t t e r / 5 0 1 0 1 / " >   
      < B C R e p o r t I n f o r m a t i o n >   
@@ -2566,7 +2584,7 @@
  
              < D a t e T i m e V a l u e s >   
-                 < Y e a r >   < / Y e a r > +                 < Y e a r > Y e a r < / Y e a r >   
                  < M o n t h N u m b e r > M o n t h   N u m b e r < / M o n t h N u m b e r >   
@@ -2592,13 +2610,7 @@
  
          < E m p l o y e e _ N o _ > E m p l o y e e _ N o _ < / E m p l o y e e _ N o _ >   
-         < E x p e c t e d _ R e t u r n _ D a t e > & l t ; ? x m l   v e r s i o n = " 1 . 0 "   s t a n d a l o n e = " y e s " ? & g t ; - 
- & l t ; ? m s o - a p p l i c a t i o n   p r o g i d = " W o r d . D o c u m e n t " ? & g t ; - 
- & l t ; p k g : p a c k a g e   x m l n s : p k g = " h t t p : / / s c h e m a s . m i c r o s o f t . c o m / o f f i c e / 2 0 0 6 / x m l P a c k a g e " & g t ; & l t ; p k g : p a r t   p k g : n a m e = " / _ r e l s / . r e l s "   p k g : c o n t e n t T y p e = " a p p l i c a t i o n / v n d . o p e n x m l f o r m a t s - p a c k a g e . r e l a t i o n s h i p s + x m l "   p k g : p a d d i n g = " 5 1 2 " & g t ; & l t ; p k g : x m l D a t a & g t ; & l t ; R e l a t i o n s h i p s   x m l n s = " h t t p : / / s c h e m a s . o p e n x m l f o r m a t s . o r g / p a c k a g e / 2 0 0 6 / r e l a t i o n s h i p s " & g t ; & l t ; R e l a t i o n s h i p   I d = " r I d 1 "   T y p e = " h t t p : / / s c h e m a s . o p e n x m l f o r m a t s . o r g / o f f i c e D o c u m e n t / 2 0 0 6 / r e l a t i o n s h i p s / o f f i c e D o c u m e n t "   T a r g e t = " w o r d / d o c u m e n t . x m l " / & g t ; & l t ; / R e l a t i o n s h i p s & g t ; & l t ; / p k g : x m l D a t a & g t ; & l t ; / p k g : p a r t & g t ; & l t ; p k g : p a r t   p k g : n a m e = " / w o r d / d o c u m e n t . x m l "   p k g : c o n t e n t T y p e = " a p p l i c a t i o n / v n d . o p e n x m l f o r m a t s - o f f i c e d o c u m e n t . w o r d p r o c e s s i n g m l . d o c u m e n t . m a i n + x m l " & g t ; & l t ; p k g : x m l D a t a & g t ; & l t ; w : d o c u m e n t   x m l n s : w p c = " h t t p : / / s c h e m a s . m i c r o s o f t . c o m / o f f i c e / w o r d / 2 0 1 0 / w o r d p r o c e s s i n g C a n v a s "   x m l n s : c x = " h t t p : / / s c h e m a s . m i c r o s o f t . c o m / o f f i c e / d r a w i n g / 2 0 1 4 / c h a r t e x "   x m l n s : c x 1 = " h t t p : / / s c h e m a s . m i c r o s o f t . c o m / o f f i c e / d r a w i n g / 2 0 1 5 / 9 / 8 / c h a r t e x "   x m l n s : c x 2 = " h t t p : / / s c h e m a s . m i c r o s o f t . c o m / o f f i c e / d r a w i n g / 2 0 1 5 / 1 0 / 2 1 / c h a r t e x "   x m l n s : c x 3 = " h t t p : / / s c h e m a s . m i c r o s o f t . c o m / o f f i c e / d r a w i n g / 2 0 1 6 / 5 / 9 / c h a r t e x "   x m l n s : c x 4 = " h t t p : / / s c h e m a s . m i c r o s o f t . c o m / o f f i c e / d r a w i n g / 2 0 1 6 / 5 / 1 0 / c h a r t e x "   x m l n s : c x 5 = " h t t p : / / s c h e m a s . m i c r o s o f t . c o m / o f f i c e / d r a w i n g / 2 0 1 6 / 5 / 1 1 / c h a r t e x "   x m l n s : c x 6 = " h t t p : / / s c h e m a s . m i c r o s o f t . c o m / o f f i c e / d r a w i n g / 2 0 1 6 / 5 / 1 2 / c h a r t e x "   x m l n s : c x 7 = " h t t p : / / s c h e m a s . m i c r o s o f t . c o m / o f f i c e / d r a w i n g / 2 0 1 6 / 5 / 1 3 / c h a r t e x "   x m l n s : c x 8 = " h t t p : / / s c h e m a s . m i c r o s o f t . c o m / o f f i c e / d r a w i n g / 2 0 1 6 / 5 / 1 4 / c h a r t e x "   x m l n s : m c = " h t t p : / / s c h e m a s . o p e n x m l f o r m a t s . o r g / m a r k u p - c o m p a t i b i l i t y / 2 0 0 6 "   x m l n s : a i n k = " h t t p : / / s c h e m a s . m i c r o s o f t . c o m / o f f i c e / d r a w i n g / 2 0 1 6 / i n k "   x m l n s : a m 3 d = " h t t p : / / s c h e m a s . m i c r o s o f t . c o m / o f f i c e / d r a w i n g / 2 0 1 7 / m o d e l 3 d "   x m l n s : o = " u r n : s c h e m a s - m i c r o s o f t - c o m : o f f i c e : o f f i c e "   x m l n s : r = " h t t p : / / s c h e m a s . o p e n x m l f o r m a t s . o r g / o f f i c e D o c u m e n t / 2 0 0 6 / r e l a t i o n s h i p s "   x m l n s : m = " h t t p : / / s c h e m a s . o p e n x m l f o r m a t s . o r g / o f f i c e D o c u m e n t / 2 0 0 6 / m a t h "   x m l n s : v = " u r n : s c h e m a s - m i c r o s o f t - c o m : v m l "   x m l n s : w p 1 4 = " h t t p : / / s c h e m a s . m i c r o s o f t . c o m / o f f i c e / w o r d / 2 0 1 0 / w o r d p r o c e s s i n g D r a w i n g "   x m l n s : w p = " h t t p : / / s c h e m a s . o p e n x m l f o r m a t s . o r g / d r a w i n g m l / 2 0 0 6 / w o r d p r o c e s s i n g D r a w i n g "   x m l n s : w 1 0 = " u r n : s c h e m a s - m i c r o s o f t - c o m : o f f i c e : w o r d "   x m l n s : w = " h t t p : / / s c h e m a s . o p e n x m l f o r m a t s . o r g / w o r d p r o c e s s i n g m l / 2 0 0 6 / m a i n "   x m l n s : w 1 4 = " h t t p : / / s c h e m a s . m i c r o s o f t . c o m / o f f i c e / w o r d / 2 0 1 0 / w o r d m l "   x m l n s : w 1 5 = " h t t p : / / s c h e m a s . m i c r o s o f t . c o m / o f f i c e / w o r d / 2 0 1 2 / w o r d m l "   x m l n s : w 1 6 c i d = " h t t p : / / s c h e m a s . m i c r o s o f t . c o m / o f f i c e / w o r d / 2 0 1 6 / w o r d m l / c i d "   x m l n s : w 1 6 s e = " h t t p : / / s c h e m a s . m i c r o s o f t . c o m / o f f i c e / w o r d / 2 0 1 5 / w o r d m l / s y m e x "   x m l n s : w p g = " h t t p : / / s c h e m a s . m i c r o s o f t . c o m / o f f i c e / w o r d / 2 0 1 0 / w o r d p r o c e s s i n g G r o u p "   x m l n s : w p i = " h t t p : / / s c h e m a s . m i c r o s o f t . c o m / o f f i c e / w o r d / 2 0 1 0 / w o r d p r o c e s s i n g I n k "   x m l n s : w n e = " h t t p : / / s c h e m a s . m i c r o s o f t . c o m / o f f i c e / w o r d / 2 0 0 6 / w o r d m l "   x m l n s : w p s = " h t t p : / / s c h e m a s . m i c r o s o f t . c o m / o f f i c e / w o r d / 2 0 1 0 / w o r d p r o c e s s i n g S h a p e "   m c : I g n o r a b l e = " w 1 4   w 1 5   w 1 6 s e   w 1 6 c i d   w p 1 4 " & g t ; & l t ; w : b o d y & g t ; & l t ; w : p   w : r s i d R = " 0 0 0 0 0 0 0 0 "   w : r s i d R D e f a u l t = " 0 0 C D 2 7 7 2 " & g t ; & l t ; w : r & g t ; & l t ; w : r P r & g t ; & l t ; w : r F o n t s   w : a s c i i = " T i m e s   N e w   R o m a n "   w : h A n s i = " T i m e s   N e w   R o m a n "   w : c s = " T i m e s   N e w   R o m a n " / & g t ; & l t ; w : s z   w : v a l = " 3 0 " / & g t ; & l t ; w : s z C s   w : v a l = " 3 0 " / & g t ; & l t ; / w : r P r & g t ; & l t ; w : t & g t ; E x p e c t e d _ R e t u r n _ D a t e & l t ; / w : t & g t ; & l t ; / w : r & g t ; & l t ; / w : p & g t ; & l t ; w : s e c t P r   w : r s i d R = " 0 0 0 0 0 0 0 0 " & g t ; & l t ; w : p g S z   w : w = " 1 2 2 4 0 "   w : h = " 1 5 8 4 0 " / & g t ; & l t ; w : p g M a r   w : t o p = " 1 4 4 0 "   w : r i g h t = " 1 4 4 0 "   w : b o t t o m = " 1 4 4 0 "   w : l e f t = " 1 4 4 0 "   w : h e a d e r = " 7 2 0 "   w : f o o t e r = " 7 2 0 "   w : g u t t e r = " 0 " / & g t ; & l t ; w : c o l s   w : s p a c e = " 7 2 0 " / & g t ; & l t ; / w : s e c t P r & g t ; & l t ; / w : b o d y & g t ; & l t ; / w : d o c u m e n t & g t ; & l t ; / p k g : x m l D a t a & g t ; & l t ; / p k g : p a r t & g t ; & l t ; p k g : p a r t   p k g : n a m e = " / w o r d / _ r e l s / d o c u m e n t . x m l . r e l s "   p k g : c o n t e n t T y p e = " a p p l i c a t i o n / v n d . o p e n x m l f o r m a t s - p a c k a g e . r e l a t i o n s h i p s + x m l "   p k g : p a d d i n g = " 2 5 6 " & g t ; & l t ; p k g : x m l D a t a & g t ; & l t ; R e l a t i o n s h i p s   x m l n s = " h t t p : / / s c h e m a s . o p e n x m l f o r m a t s . o r g / p a c k a g e / 2 0 0 6 / r e l a t i o n s h i p s " & g t ; & l t ; R e l a t i o n s h i p   I d = " r I d 1 "   T y p e = " h t t p : / / s c h e m a s . o p e n x m l f o r m a t s . o r g / o f f i c e D o c u m e n t / 2 0 0 6 / r e l a t i o n s h i p s / s t y l e s "   T a r g e t = " s t y l e s . x m l " / & g t ; & l t ; / R e l a t i o n s h i p s & g t ; & l t ; / p k g : x m l D a t a & g t ; & l t ; / p k g : p a r t & g t ; & l t ; p k g : p a r t   p k g : n a m e = " / w o r d / s t y l e s . x m l "   p k g : c o n t e n t T y p e = " a p p l i c a t i o n / v n d . o p e n x m l f o r m a t s - o f f i c e d o c u m e n t . w o r d p r o c e s s i n g m l . s t y l e s + x m l " & g t ; & l t ; p k g : x m l D a t a & g t ; & l t ; w : s t y l e s   x m l n s : m c = " h t t p : / / s c h e m a s . o p e n x m l f o r m a t s . o r g / m a r k u p - c o m p a t i b i l i t y / 2 0 0 6 "   x m l n s : r = " h t t p : / / s c h e m a s . o p e n x m l f o r m a t s . o r g / o f f i c e D o c u m e n t / 2 0 0 6 / r e l a t i o n s h i p s "   x m l n s : w = " h t t p : / / s c h e m a s . o p e n x m l f o r m a t s . o r g / w o r d p r o c e s s i n g m l / 2 0 0 6 / m a i n "   x m l n s : w 1 4 = " h t t p : / / s c h e m a s . m i c r o s o f t . c o m / o f f i c e / w o r d / 2 0 1 0 / w o r d m l "   x m l n s : w 1 5 = " h t t p : / / s c h e m a s . m i c r o s o f t . c o m / o f f i c e / w o r d / 2 0 1 2 / w o r d m l "   x m l n s : w 1 6 c i d = " h t t p : / / s c h e m a s . m i c r o s o f t . c o m / o f f i c e / w o r d / 2 0 1 6 / w o r d m l / c i d "   x m l n s : w 1 6 s e = " h t t p : / / s c h e m a s . m i c r o s o f t . c o m / o f f i c e / w o r d / 2 0 1 5 / w o r d m l / s y m e x "   m c : I g n o r a b l e = " w 1 4   w 1 5   w 1 6 s e   w 1 6 c i d " & g t ; & l t ; w : d o c D e f a u l t s & g t ; & l t ; w : r P r D e f a u l t & g t ; & l t ; w : r P r & g t ; & l t ; w : r F o n t s   w : a s c i i T h e m e = " m i n o r H A n s i "   w : e a s t A s i a T h e m e = " m i n o r E a s t A s i a "   w : h A n s i T h e m e = " m i n o r H A n s i "   w : c s t h e m e = " m i n o r B i d i " / & g t ; & l t ; w : s z   w : v a l = " 2 2 " / & g t ; & l t ; w : s z C s   w : v a l = " 2 2 " / & g t ; & l t ; w : l a n g   w : v a l = " e n - I N "   w : e a s t A s i a = " e n - I N "   w : b i d i = " a r - S A " / & g t ; & l t ; / w : r P r & g t ; & l t ; / w : r P r D e f a u l t & g t ; & l t ; w : p P r D e f a u l t & g t ; & l t ; w : p P r & g t ; & l t ; w : s p a c i n g   w : a f t e r = " 1 6 0 "   w : l i n e = " 2 5 9 "   w : l i n e R u l e = " a u t o " / & g t ; & l t ; / w : p P r & g t ; & l t ; / w : p P r D e f a u l t & g t ; & l t ; / w : d o c D e f a u l t s & g t ; & l t ; w : s t y l e   w : t y p e = " p a r a g r a p h "   w : d e f a u l t = " 1 "   w : s t y l e I d = " N o r m a l " & g t ; & l t ; w : n a m e   w : v a l = " N o r m a l " / & g t ; & l t ; w : q F o r m a t / & g t ; & l t ; w : r s i d   w : v a l = " 0 0 C D 2 7 7 2 " / & g t ; & l t ; / w : s t y l e & g t ; & l t ; w : s t y l e   w : t y p e = " c h a r a c t e r "   w : d e f a u l t = " 1 "   w : s t y l e I d = " D e f a u l t P a r a g r a p h F o n t " & g t ; & l t ; w : n a m e   w : v a l = " D e f a u l t   P a r a g r a p h   F o n t " / & g t ; & l t ; w : u i P r i o r i t y   w : v a l = " 1 " / & g t ; & l t ; w : s e m i H i d d e n / & g t ; & l t ; w : u n h i d e W h e n U s e d / & g t ; & l t ; / w : s t y l e & g t ; & l t ; w : s t y l e   w : t y p e = " t a b l e "   w : d e f a u l t = " 1 "   w : s t y l e I d = " T a b l e N o r m a l " & g t ; & l t ; w : n a m e   w : v a l = " N o r m a l   T a b l e " / & g t ; & l t ; w : u i P r i o r i t y   w : v a l = " 9 9 " / & g t ; & l t ; w : s e m i H i d d e n / & g t ; & l t ; w : u n h i d e W h e n U s e d / & g t ; & l t ; w : t b l P r & g t ; & l t ; w : t b l I n d   w : w = " 0 "   w : t y p e = " d x a " / & g t ; & l t ; w : t b l C e l l M a r & g t ; & l t ; w : t o p   w : w = " 0 "   w : t y p e = " d x a " / & g t ; & l t ; w : l e f t   w : w = " 1 0 8 "   w : t y p e = " d x a " / & g t ; & l t ; w : b o t t o m   w : w = " 0 "   w : t y p e = " d x a " / & g t ; & l t ; w : r i g h t   w : w = " 1 0 8 "   w : t y p e = " d x a " / & g t ; & l t ; / w : t b l C e l l M a r & g t ; & l t ; / w : t b l P r & g t ; & l t ; / w : s t y l e & g t ; & l t ; w : s t y l e   w : t y p e = " n u m b e r i n g "   w : d e f a u l t = " 1 "   w : s t y l e I d = " N o L i s t " & g t ; & l t ; w : n a m e   w : v a l = " N o   L i s t " / & g t ; & l t ; w : u i P r i o r i t y   w : v a l = " 9 9 " / & g t ; & l t ; w : s e m i H i d d e n / & g t ; & l t ; w : u n h i d e W h e n U s e d / & g t ; & l t ; / w : s t y l e & g t ; & l t ; w : s t y l e   w : t y p e = " p a r a g r a p h "   w : s t y l e I d = " H e a d e r " & g t ; & l t ; w : n a m e   w : v a l = " h e a d e r " / & g t ; & l t ; w : b a s e d O n   w : v a l = " N o r m a l " / & g t ; & l t ; w : l i n k   w : v a l = " H e a d e r C h a r " / & g t ; & l t ; w : u i P r i o r i t y   w : v a l = " 9 9 " / & g t ; & l t ; w : u n h i d e W h e n U s e d / & g t ; & l t ; w : r s i d   w : v a l = " 0 0 C D 2 7 7 2 " / & g t ; & l t ; w : p P r & g t ; & l t ; w : t a b s & g t ; & l t ; w : t a b   w : v a l = " c e n t e r "   w : p o s = " 4 5 1 3 " / & g t ; & l t ; w : t a b   w : v a l = " r i g h t "   w : p o s = " 9 0 2 6 " / & g t ; & l t ; / w : t a b s & g t ; & l t ; w : s p a c i n g   w : a f t e r = " 0 "   w : l i n e = " 2 4 0 "   w : l i n e R u l e = " a u t o " / & g t ; & l t ; / w : p P r & g t ; & l t ; / w : s t y l e & g t ; & l t ; w : s t y l e   w : t y p e = " c h a r a c t e r "   w : c u s t o m S t y l e = " 1 "   w : s t y l e I d = " H e a d e r C h a r " & g t ; & l t ; w : n a m e   w : v a l = " H e a d e r   C h a r " / & g t ; & l t ; w : b a s e d O n   w : v a l = " D e f a u l t P a r a g r a p h F o n t " / & g t ; & l t ; w : l i n k   w : v a l = " H e a d e r " / & g t ; & l t ; w : u i P r i o r i t y   w : v a l = " 9 9 " / & g t ; & l t ; w : r s i d   w : v a l = " 0 0 C D 2 7 7 2 " / & g t ; & l t ; / w : s t y l e & g t ; & l t ; w : s t y l e   w : t y p e = " p a r a g r a p h "   w : s t y l e I d = " F o o t e r " & g t ; & l t ; w : n a m e   w : v a l = " f o o t e r " / & g t ; & l t ; w : b a s e d O n   w : v a l = " N o r m a l " / & g t ; & l t ; w : l i n k   w : v a l = " F o o t e r C h a r " / & g t ; & l t ; w : u i P r i o r i t y   w : v a l = " 9 9 " / & g t ; & l t ; w : u n h i d e W h e n U s e d / & g t ; & l t ; w : r s i d   w : v a l = " 0 0 C D 2 7 7 2 " / & g t ; & l t ; w : p P r & g t ; & l t ; w : t a b s & g t ; & l t ; w : t a b   w : v a l = " c e n t e r "   w : p o s = " 4 5 1 3 " / & g t ; & l t ; w : t a b   w : v a l = " r i g h t "   w : p o s = " 9 0 2 6 " / & g t ; & l t ; / w : t a b s & g t ; & l t ; w : s p a c i n g   w : a f t e r = " 0 "   w : l i n e = " 2 4 0 "   w : l i n e R u l e = " a u t o " / & g t ; & l t ; / w : p P r & g t ; & l t ; / w : s t y l e & g t ; & l t ; w : s t y l e   w : t y p e = " c h a r a c t e r "   w : c u s t o m S t y l e = " 1 "   w : s t y l e I d = " F o o t e r C h a r " & g t ; & l t ; w : n a m e   w : v a l = " F o o t e r   C h a r " / & g t ; & l t ; w : b a s e d O n   w : v a l = " D e f a u l t P a r a g r a p h F o n t " / & g t ; & l t ; w : l i n k   w : v a l = " F o o t e r " / & g t ; & l t ; w : u i P r i o r i t y   w : v a l = " 9 9 " / & g t ; & l t ; w : r s i d   w : v a l = " 0 0 C D 2 7 7 2 " / & g t ; & l t ; / w : s t y l e & g t ; & l t ; w : s t y l e   w : t y p e = " t a b l e "   w : s t y l e I d = " T a b l e G r i d " & g t ; & l t ; w : n a m e   w : v a l = " T a b l e   G r i d " / & g t ; & l t ; w : b a s e d O n   w : v a l = " T a b l e N o r m a l " / & g t ; & l t ; w : u i P r i o r i t y   w : v a l = " 3 9 " / & g t ; & l t ; w : r s i d   w : v a l = " 0 0 C D 2 7 7 2 " / & g t ; & l t ; w : p P r & g t ; & l t ; w : s p a c i n g   w : a f t e r = " 0 "   w : l i n e = " 2 4 0 "   w : l i n e R u l e = " a u t o " / & g t ; & l t ; / w : p P r & g t ; & l t ; w : t b l P r & g t ; & l t ; w : t b l B o r d e r s & g t ; & l t ; w : t o p   w : v a l = " s i n g l e "   w : s z = " 4 "   w : s p a c e = " 0 "   w : c o l o r = " a u t o " / & g t ; & l t ; w : l e f t   w : v a l = " s i n g l e "   w : s z = " 4 "   w : s p a c e = " 0 "   w : c o l o r = " a u t o " / & g t ; & l t ; w : b o t t o m   w : v a l = " s i n g l e "   w : s z = " 4 "   w : s p a c e = " 0 "   w : c o l o r = " a u t o " / & g t ; & l t ; w : r i g h t   w : v a l = " s i n g l e "   w : s z = " 4 "   w : s p a c e = " 0 "   w : c o l o r = " a u t o " / & g t ; & l t ; w : i n s i d e H   w : v a l = " s i n g l e "   w : s z = " 4 "   w : s p a c e = " 0 "   w : c o l o r = " a u t o " / & g t ; & l t ; w : i n s i d e V   w : v a l = " s i n g l e "   w : s z = " 4 "   w : s p a c e = " 0 "   w : c o l o r = " a u t o " / & g t ; & l t ; / w : t b l B o r d e r s & g t ; & l t ; / w : t b l P r & g t ; & l t ; / w : s t y l e & g t ; & l t ; w : s t y l e   w : t y p e = " c h a r a c t e r "   w : s t y l e I d = " P l a c e h o l d e r T e x t " & g t ; & l t ; w : n a m e   w : v a l = " P l a c e h o l d e r   T e x t " / & g t ; & l t ; w : b a s e d O n   w : v a l = " D e f a u l t P a r a g r a p h F o n t " / & g t ; & l t ; w : u i P r i o r i t y   w : v a l = " 9 9 " / & g t ; & l t ; w : s e m i H i d d e n / & g t ; & l t ; w : r s i d   w : v a l = " 0 0 C D 2 7 7 2 " / & g t ; & l t ; w : r P r & g t ; & l t ; w : c o l o r   w : v a l = " 8 0 8 0 8 0 " / & g t ; & l t ; / w : r P r & g t ; & l t ; / w : s t y l e & g t ; & l t ; / w : s t y l e s & g t ; & l t ; / p k g : x m l D a t a & g t ; & l t ; / p k g : p a r t & g t ; & l t ; / p k g : p a c k a g e & g t ; - 
- < / E x p e c t e d _ R e t u r n _ D a t e > +         < E x p e c t e d _ R e t u r n _ D a t e > E x p e c t e d _ R e t u r n _ D a t e < / E x p e c t e d _ R e t u r n _ D a t e >   
          < N o _ > N o _ < / N o _ >   

--- a/src/reportlayout/WORD/ASTAssetHandoverLetter.docx
+++ b/src/reportlayout/WORD/ASTAssetHandoverLetter.docx
@@ -386,6 +386,514 @@
           </w:sdtContent>
         </w:sdt>
       </w:tr>
+      <w:tr>
+        <w:tc>
+          <w:tcPr>
+            <w:tcW w:w="2405" w:type="dxa"/>
+          </w:tcPr>
+          <w:p>
+            <w:r>
+              <w:rPr>
+                <w:rFonts w:ascii="Calibri" w:hAnsi="Calibri"/>
+                <w:sz w:val="20"/>
+                <w:b/>
+              </w:rPr>
+              <w:t>Department</w:t>
+            </w:r>
+          </w:p>
+        </w:tc>
+        <w:tc>
+          <w:tcPr>
+            <w:tcW w:w="284" w:type="dxa"/>
+          </w:tcPr>
+          <w:p>
+            <w:r>
+              <w:t>:</w:t>
+            </w:r>
+          </w:p>
+        </w:tc>
+        <w:tc>
+          <w:tcPr>
+            <w:tcW w:w="3543" w:type="dxa"/>
+          </w:tcPr>
+          <w:p>
+            <w:sdt>
+              <w:sdtPr>
+                <w:rPr>
+                  <w:rFonts w:ascii="Calibri" w:hAnsi="Calibri"/>
+                  <w:sz w:val="20"/>
+                </w:rPr>
+                <w:id w:val="1420709525"/>
+                <w:placeholder>
+                  <w:docPart w:val="DefaultPlaceholder_-1854013440"/>
+                </w:placeholder>
+                <w:dataBinding w:prefixMappings="xmlns:ns0='urn:microsoft-dynamics-nav/reports/AST_Asset_Handover_Letter/50101/'" w:xpath="/ns0:NavWordReportXmlPart[1]/ns0:Header/Department[1]" w:storeItemID="{A7820A55-1C4D-4585-AB7C-0B3300A80E4D}"/>
+                <w:text/>
+                <w:alias w:val="#Nav: /Header/Department"/>
+                <w:tag w:val="#Nav: AST_Asset_Handover_Letter/50101"/>
+              </w:sdtPr>
+              <w:sdtContent>
+                <w:r>
+                  <w:rPr>
+                    <w:rFonts w:ascii="Calibri" w:hAnsi="Calibri"/>
+                    <w:sz w:val="20"/>
+                  </w:rPr>
+                  <w:t>Department</w:t>
+                </w:r>
+              </w:sdtContent>
+            </w:sdt>
+          </w:p>
+        </w:tc>
+      </w:tr>
+      <w:tr>
+        <w:tc>
+          <w:tcPr>
+            <w:tcW w:w="2405" w:type="dxa"/>
+          </w:tcPr>
+          <w:p>
+            <w:r>
+              <w:rPr>
+                <w:rFonts w:ascii="Calibri" w:hAnsi="Calibri"/>
+                <w:sz w:val="20"/>
+                <w:b/>
+              </w:rPr>
+              <w:t>Purpose</w:t>
+            </w:r>
+          </w:p>
+        </w:tc>
+        <w:tc>
+          <w:tcPr>
+            <w:tcW w:w="284" w:type="dxa"/>
+          </w:tcPr>
+          <w:p>
+            <w:r>
+              <w:t>:</w:t>
+            </w:r>
+          </w:p>
+        </w:tc>
+        <w:tc>
+          <w:tcPr>
+            <w:tcW w:w="3543" w:type="dxa"/>
+          </w:tcPr>
+          <w:p>
+            <w:sdt>
+              <w:sdtPr>
+                <w:rPr>
+                  <w:rFonts w:ascii="Calibri" w:hAnsi="Calibri"/>
+                  <w:sz w:val="20"/>
+                </w:rPr>
+                <w:id w:val="1054048582"/>
+                <w:placeholder>
+                  <w:docPart w:val="DefaultPlaceholder_-1854013440"/>
+                </w:placeholder>
+                <w:dataBinding w:prefixMappings="xmlns:ns0='urn:microsoft-dynamics-nav/reports/AST_Asset_Handover_Letter/50101/'" w:xpath="/ns0:NavWordReportXmlPart[1]/ns0:Header/Purpose[1]" w:storeItemID="{A7820A55-1C4D-4585-AB7C-0B3300A80E4D}"/>
+                <w:text/>
+                <w:alias w:val="#Nav: /Header/Purpose"/>
+                <w:tag w:val="#Nav: AST_Asset_Handover_Letter/50101"/>
+              </w:sdtPr>
+              <w:sdtContent>
+                <w:r>
+                  <w:rPr>
+                    <w:rFonts w:ascii="Calibri" w:hAnsi="Calibri"/>
+                    <w:sz w:val="20"/>
+                  </w:rPr>
+                  <w:t>Purpose</w:t>
+                </w:r>
+              </w:sdtContent>
+            </w:sdt>
+          </w:p>
+        </w:tc>
+      </w:tr>
+      <w:tr>
+        <w:tc>
+          <w:tcPr>
+            <w:tcW w:w="2405" w:type="dxa"/>
+          </w:tcPr>
+          <w:p>
+            <w:r>
+              <w:rPr>
+                <w:rFonts w:ascii="Calibri" w:hAnsi="Calibri"/>
+                <w:sz w:val="20"/>
+                <w:b/>
+              </w:rPr>
+              <w:t>Posting Date</w:t>
+            </w:r>
+          </w:p>
+        </w:tc>
+        <w:tc>
+          <w:tcPr>
+            <w:tcW w:w="284" w:type="dxa"/>
+          </w:tcPr>
+          <w:p>
+            <w:r>
+              <w:t>:</w:t>
+            </w:r>
+          </w:p>
+        </w:tc>
+        <w:tc>
+          <w:tcPr>
+            <w:tcW w:w="3543" w:type="dxa"/>
+          </w:tcPr>
+          <w:p>
+            <w:sdt>
+              <w:sdtPr>
+                <w:rPr>
+                  <w:rFonts w:ascii="Calibri" w:hAnsi="Calibri"/>
+                  <w:sz w:val="20"/>
+                </w:rPr>
+                <w:id w:val="927506466"/>
+                <w:placeholder>
+                  <w:docPart w:val="DefaultPlaceholder_-1854013440"/>
+                </w:placeholder>
+                <w:dataBinding w:prefixMappings="xmlns:ns0='urn:microsoft-dynamics-nav/reports/AST_Asset_Handover_Letter/50101/'" w:xpath="/ns0:NavWordReportXmlPart[1]/ns0:Header/Posting_Date[1]" w:storeItemID="{A7820A55-1C4D-4585-AB7C-0B3300A80E4D}"/>
+                <w:text/>
+                <w:alias w:val="#Nav: /Header/Posting_Date"/>
+                <w:tag w:val="#Nav: AST_Asset_Handover_Letter/50101"/>
+              </w:sdtPr>
+              <w:sdtContent>
+                <w:r>
+                  <w:rPr>
+                    <w:rFonts w:ascii="Calibri" w:hAnsi="Calibri"/>
+                    <w:sz w:val="20"/>
+                  </w:rPr>
+                  <w:t>Posting Date</w:t>
+                </w:r>
+              </w:sdtContent>
+            </w:sdt>
+          </w:p>
+        </w:tc>
+      </w:tr>
+      <w:tr>
+        <w:tc>
+          <w:tcPr>
+            <w:tcW w:w="2405" w:type="dxa"/>
+          </w:tcPr>
+          <w:p>
+            <w:r>
+              <w:rPr>
+                <w:rFonts w:ascii="Calibri" w:hAnsi="Calibri"/>
+                <w:sz w:val="20"/>
+                <w:b/>
+              </w:rPr>
+              <w:t>Posted By</w:t>
+            </w:r>
+          </w:p>
+        </w:tc>
+        <w:tc>
+          <w:tcPr>
+            <w:tcW w:w="284" w:type="dxa"/>
+          </w:tcPr>
+          <w:p>
+            <w:r>
+              <w:t>:</w:t>
+            </w:r>
+          </w:p>
+        </w:tc>
+        <w:tc>
+          <w:tcPr>
+            <w:tcW w:w="3543" w:type="dxa"/>
+          </w:tcPr>
+          <w:p>
+            <w:sdt>
+              <w:sdtPr>
+                <w:rPr>
+                  <w:rFonts w:ascii="Calibri" w:hAnsi="Calibri"/>
+                  <w:sz w:val="20"/>
+                </w:rPr>
+                <w:id w:val="2096406987"/>
+                <w:placeholder>
+                  <w:docPart w:val="DefaultPlaceholder_-1854013440"/>
+                </w:placeholder>
+                <w:dataBinding w:prefixMappings="xmlns:ns0='urn:microsoft-dynamics-nav/reports/AST_Asset_Handover_Letter/50101/'" w:xpath="/ns0:NavWordReportXmlPart[1]/ns0:Header/Posted_By[1]" w:storeItemID="{A7820A55-1C4D-4585-AB7C-0B3300A80E4D}"/>
+                <w:text/>
+                <w:alias w:val="#Nav: /Header/Posted_By"/>
+                <w:tag w:val="#Nav: AST_Asset_Handover_Letter/50101"/>
+              </w:sdtPr>
+              <w:sdtContent>
+                <w:r>
+                  <w:rPr>
+                    <w:rFonts w:ascii="Calibri" w:hAnsi="Calibri"/>
+                    <w:sz w:val="20"/>
+                  </w:rPr>
+                  <w:t>Posted By</w:t>
+                </w:r>
+              </w:sdtContent>
+            </w:sdt>
+          </w:p>
+        </w:tc>
+      </w:tr>
+      <w:tr>
+        <w:tc>
+          <w:tcPr>
+            <w:tcW w:w="2405" w:type="dxa"/>
+          </w:tcPr>
+          <w:p>
+            <w:r>
+              <w:rPr>
+                <w:rFonts w:ascii="Times New Roman" w:hAnsi="Times New Roman"/>
+                <w:b/>
+                <w:bCs/>
+                <w:sz w:val="30"/>
+                <w:szCs w:val="30"/>
+              </w:rPr>
+              <w:t>Department</w:t>
+            </w:r>
+          </w:p>
+        </w:tc>
+        <w:tc>
+          <w:tcPr>
+            <w:tcW w:w="300" w:type="dxa"/>
+          </w:tcPr>
+          <w:p>
+            <w:r>
+              <w:rPr>
+                <w:rFonts w:ascii="Times New Roman" w:hAnsi="Times New Roman"/>
+                <w:sz w:val="30"/>
+                <w:szCs w:val="30"/>
+              </w:rPr>
+              <w:t>:</w:t>
+            </w:r>
+          </w:p>
+        </w:tc>
+        <w:sdt>
+          <w:sdtPr>
+            <w:rPr>
+              <w:rFonts w:ascii="Times New Roman" w:hAnsi="Times New Roman"/>
+              <w:sz w:val="30"/>
+              <w:szCs w:val="30"/>
+            </w:rPr>
+            <w:id w:val="22863128"/>
+            <w:placeholder>
+              <w:docPart w:val="DefaultPlaceholder_-1854013440"/>
+            </w:placeholder>
+            <w:dataBinding w:prefixMappings="xmlns:ns0='urn:microsoft-dynamics-nav/reports/AST_Asset_Handover_Letter/50101/' " w:xpath="/ns0:NavWordReportXmlPart[1]/ns0:Header[1]/ns0:Department[1]" w:storeItemID="{A7820A55-1C4D-4585-AB7C-0B3300A80E4D}"/>
+            <w:text/>
+            <w:alias w:val="#Nav: /Header/Department"/>
+            <w:tag w:val="#Nav: AST_Asset_Handover_Letter/50101"/>
+          </w:sdtPr>
+          <w:sdtContent>
+            <w:tc>
+              <w:tcPr>
+                <w:tcW w:w="3543" w:type="dxa"/>
+              </w:tcPr>
+              <w:p>
+                <w:r>
+                  <w:rPr>
+                    <w:rFonts w:ascii="Times New Roman" w:hAnsi="Times New Roman"/>
+                    <w:sz w:val="30"/>
+                    <w:szCs w:val="30"/>
+                  </w:rPr>
+                  <w:t>Department</w:t>
+                </w:r>
+              </w:p>
+            </w:tc>
+          </w:sdtContent>
+        </w:sdt>
+      </w:tr>
+      <w:tr>
+        <w:tc>
+          <w:tcPr>
+            <w:tcW w:w="2405" w:type="dxa"/>
+          </w:tcPr>
+          <w:p>
+            <w:r>
+              <w:rPr>
+                <w:rFonts w:ascii="Times New Roman" w:hAnsi="Times New Roman"/>
+                <w:b/>
+                <w:bCs/>
+                <w:sz w:val="30"/>
+                <w:szCs w:val="30"/>
+              </w:rPr>
+              <w:t>Purpose</w:t>
+            </w:r>
+          </w:p>
+        </w:tc>
+        <w:tc>
+          <w:tcPr>
+            <w:tcW w:w="300" w:type="dxa"/>
+          </w:tcPr>
+          <w:p>
+            <w:r>
+              <w:rPr>
+                <w:rFonts w:ascii="Times New Roman" w:hAnsi="Times New Roman"/>
+                <w:sz w:val="30"/>
+                <w:szCs w:val="30"/>
+              </w:rPr>
+              <w:t>:</w:t>
+            </w:r>
+          </w:p>
+        </w:tc>
+        <w:sdt>
+          <w:sdtPr>
+            <w:rPr>
+              <w:rFonts w:ascii="Times New Roman" w:hAnsi="Times New Roman"/>
+              <w:sz w:val="30"/>
+              <w:szCs w:val="30"/>
+            </w:rPr>
+            <w:id w:val="99806652"/>
+            <w:placeholder>
+              <w:docPart w:val="DefaultPlaceholder_-1854013440"/>
+            </w:placeholder>
+            <w:dataBinding w:prefixMappings="xmlns:ns0='urn:microsoft-dynamics-nav/reports/AST_Asset_Handover_Letter/50101/' " w:xpath="/ns0:NavWordReportXmlPart[1]/ns0:Header[1]/ns0:Purpose[1]" w:storeItemID="{A7820A55-1C4D-4585-AB7C-0B3300A80E4D}"/>
+            <w:text/>
+            <w:alias w:val="#Nav: /Header/Purpose"/>
+            <w:tag w:val="#Nav: AST_Asset_Handover_Letter/50101"/>
+          </w:sdtPr>
+          <w:sdtContent>
+            <w:tc>
+              <w:tcPr>
+                <w:tcW w:w="3543" w:type="dxa"/>
+              </w:tcPr>
+              <w:p>
+                <w:r>
+                  <w:rPr>
+                    <w:rFonts w:ascii="Times New Roman" w:hAnsi="Times New Roman"/>
+                    <w:sz w:val="30"/>
+                    <w:szCs w:val="30"/>
+                  </w:rPr>
+                  <w:t>Purpose</w:t>
+                </w:r>
+              </w:p>
+            </w:tc>
+          </w:sdtContent>
+        </w:sdt>
+      </w:tr>
+      <w:tr>
+        <w:tc>
+          <w:tcPr>
+            <w:tcW w:w="2405" w:type="dxa"/>
+          </w:tcPr>
+          <w:p>
+            <w:r>
+              <w:rPr>
+                <w:rFonts w:ascii="Times New Roman" w:hAnsi="Times New Roman"/>
+                <w:b/>
+                <w:bCs/>
+                <w:sz w:val="30"/>
+                <w:szCs w:val="30"/>
+              </w:rPr>
+              <w:t>Posting Date</w:t>
+            </w:r>
+          </w:p>
+        </w:tc>
+        <w:tc>
+          <w:tcPr>
+            <w:tcW w:w="300" w:type="dxa"/>
+          </w:tcPr>
+          <w:p>
+            <w:r>
+              <w:rPr>
+                <w:rFonts w:ascii="Times New Roman" w:hAnsi="Times New Roman"/>
+                <w:sz w:val="30"/>
+                <w:szCs w:val="30"/>
+              </w:rPr>
+              <w:t>:</w:t>
+            </w:r>
+          </w:p>
+        </w:tc>
+        <w:sdt>
+          <w:sdtPr>
+            <w:rPr>
+              <w:rFonts w:ascii="Times New Roman" w:hAnsi="Times New Roman"/>
+              <w:sz w:val="30"/>
+              <w:szCs w:val="30"/>
+            </w:rPr>
+            <w:id w:val="68457388"/>
+            <w:placeholder>
+              <w:docPart w:val="DefaultPlaceholder_-1854013440"/>
+            </w:placeholder>
+            <w:dataBinding w:prefixMappings="xmlns:ns0='urn:microsoft-dynamics-nav/reports/AST_Asset_Handover_Letter/50101/' " w:xpath="/ns0:NavWordReportXmlPart[1]/ns0:Header[1]/ns0:Posting_Date[1]" w:storeItemID="{A7820A55-1C4D-4585-AB7C-0B3300A80E4D}"/>
+            <w:text/>
+            <w:alias w:val="#Nav: /Header/Posting_Date"/>
+            <w:tag w:val="#Nav: AST_Asset_Handover_Letter/50101"/>
+          </w:sdtPr>
+          <w:sdtContent>
+            <w:tc>
+              <w:tcPr>
+                <w:tcW w:w="3543" w:type="dxa"/>
+              </w:tcPr>
+              <w:p>
+                <w:r>
+                  <w:rPr>
+                    <w:rFonts w:ascii="Times New Roman" w:hAnsi="Times New Roman"/>
+                    <w:sz w:val="30"/>
+                    <w:szCs w:val="30"/>
+                  </w:rPr>
+                  <w:t>Posting_Date</w:t>
+                </w:r>
+              </w:p>
+            </w:tc>
+          </w:sdtContent>
+        </w:sdt>
+      </w:tr>
+      <w:tr>
+        <w:tc>
+          <w:tcPr>
+            <w:tcW w:w="2405" w:type="dxa"/>
+          </w:tcPr>
+          <w:p>
+            <w:r>
+              <w:rPr>
+                <w:rFonts w:ascii="Times New Roman" w:hAnsi="Times New Roman"/>
+                <w:b/>
+                <w:bCs/>
+                <w:sz w:val="30"/>
+                <w:szCs w:val="30"/>
+              </w:rPr>
+              <w:t>Posted By</w:t>
+            </w:r>
+          </w:p>
+        </w:tc>
+        <w:tc>
+          <w:tcPr>
+            <w:tcW w:w="300" w:type="dxa"/>
+          </w:tcPr>
+          <w:p>
+            <w:r>
+              <w:rPr>
+                <w:rFonts w:ascii="Times New Roman" w:hAnsi="Times New Roman"/>
+                <w:sz w:val="30"/>
+                <w:szCs w:val="30"/>
+              </w:rPr>
+              <w:t>:</w:t>
+            </w:r>
+          </w:p>
+        </w:tc>
+        <w:sdt>
+          <w:sdtPr>
+            <w:rPr>
+              <w:rFonts w:ascii="Times New Roman" w:hAnsi="Times New Roman"/>
+              <w:sz w:val="30"/>
+              <w:szCs w:val="30"/>
+            </w:rPr>
+            <w:id w:val="85905260"/>
+            <w:placeholder>
+              <w:docPart w:val="DefaultPlaceholder_-1854013440"/>
+            </w:placeholder>
+            <w:dataBinding w:prefixMappings="xmlns:ns0='urn:microsoft-dynamics-nav/reports/AST_Asset_Handover_Letter/50101/' " w:xpath="/ns0:NavWordReportXmlPart[1]/ns0:Header[1]/ns0:Posted_By[1]" w:storeItemID="{A7820A55-1C4D-4585-AB7C-0B3300A80E4D}"/>
+            <w:text/>
+            <w:alias w:val="#Nav: /Header/Posted_By"/>
+            <w:tag w:val="#Nav: AST_Asset_Handover_Letter/50101"/>
+          </w:sdtPr>
+          <w:sdtContent>
+            <w:tc>
+              <w:tcPr>
+                <w:tcW w:w="3543" w:type="dxa"/>
+              </w:tcPr>
+              <w:p>
+                <w:r>
+                  <w:rPr>
+                    <w:rFonts w:ascii="Times New Roman" w:hAnsi="Times New Roman"/>
+                    <w:sz w:val="30"/>
+                    <w:szCs w:val="30"/>
+                  </w:rPr>
+                  <w:t>Posted_By</w:t>
+                </w:r>
+              </w:p>
+            </w:tc>
+          </w:sdtContent>
+        </w:sdt>
+      </w:tr>
     </w:tbl>
     <w:p/>
     <w:tbl>
@@ -398,6 +906,7 @@
         <w:gridCol w:w="2405"/>
         <w:gridCol w:w="300"/>
         <w:gridCol w:w="3543"/>
+        <w:gridCol w:w="2000"/>
       </w:tblGrid>
       <w:tr>
         <w:tc>
@@ -498,6 +1007,20 @@
             </w:tc>
           </w:sdtContent>
         </w:sdt>
+        <w:tc>
+          <w:tcPr>
+            <w:tcW w:w="2000" w:type="dxa"/>
+          </w:tcPr>
+          <w:p>
+            <w:r>
+              <w:rPr>
+                <w:rFonts w:ascii="Times New Roman" w:hAnsi="Times New Roman"/>
+                <w:b/>
+              </w:rPr>
+              <w:t>Notes</w:t>
+            </w:r>
+          </w:p>
+        </w:tc>
       </w:tr>
       <w:tr>
         <w:tc>
@@ -586,6 +1109,30 @@
                   <w:t>Asset_Description</w:t>
                 </w:r>
                 <w:proofErr w:type="spellEnd"/>
+              </w:p>
+            </w:tc>
+          </w:sdtContent>
+        </w:sdt>
+        <w:sdt>
+          <w:sdtPr>
+            <w:id w:val="48544662"/>
+            <w:placeholder>
+              <w:docPart w:val="DefaultPlaceholder_-1854013440"/>
+            </w:placeholder>
+            <w:dataBinding w:prefixMappings="xmlns:ns0='urn:microsoft-dynamics-nav/reports/AST_Asset_Handover_Letter/50101/' " w:xpath="/ns0:NavWordReportXmlPart[1]/ns0:Header[1]/ns0:Lines[1]/ns0:Notes[1]" w:storeItemID="{A7820A55-1C4D-4585-AB7C-0B3300A80E4D}"/>
+            <w:text/>
+            <w:alias w:val="#Nav: /Header/Lines/Notes"/>
+            <w:tag w:val="#Nav: AST_Asset_Handover_Letter/50101"/>
+          </w:sdtPr>
+          <w:sdtContent>
+            <w:tc>
+              <w:tcPr>
+                <w:tcW w:w="2000" w:type="dxa"/>
+              </w:tcPr>
+              <w:p>
+                <w:r>
+                  <w:t>Notes</w:t>
+                </w:r>
               </w:p>
             </w:tc>
           </w:sdtContent>

--- a/src/reportlayout/WORD/ASTAssetHandoverLetter.docx
+++ b/src/reportlayout/WORD/ASTAssetHandoverLetter.docx
@@ -365,7 +365,7 @@
               <w:rPr>
                 <w:rFonts w:ascii="Times New Roman" w:hAnsi="Times New Roman" w:cs="Times New Roman"/>
                 <w:b/>
-                <w:sz w:val="36"/>
+                <w:sz w:val="28"/>
                 <w:szCs w:val="24"/>
               </w:rPr>
               <w:t>ASSET ASSIGNED</w:t>
@@ -579,9 +579,6 @@
         </w:tc>
       </w:tr>
     </w:tbl>
-    <w:p/>
-    <w:p/>
-    <w:p/>
     <w:p/>
     <w:tbl>
       <w:tblPr>
@@ -823,7 +820,7 @@
             <w:rPr>
               <w:rFonts w:ascii="Times New Roman" w:hAnsi="Times New Roman" w:cs="Times New Roman"/>
               <w:b w:val="0"/>
-              <w:sz w:val="32"/>
+              <w:sz w:val="24"/>
               <w:szCs w:val="32"/>
               <w:lang w:val="en-US"/>
             </w:rPr>
@@ -832,7 +829,7 @@
             <w:rPr>
               <w:rFonts w:ascii="Times New Roman" w:hAnsi="Times New Roman" w:cs="Times New Roman"/>
               <w:b w:val="0"/>
-              <w:sz w:val="32"/>
+              <w:sz w:val="24"/>
               <w:szCs w:val="32"/>
               <w:lang w:val="en-US"/>
             </w:rPr>
@@ -847,12 +844,11 @@
         <w:p>
           <w:pPr>
             <w:pStyle w:val="Header"/>
-            <w:jc w:val="right"/>
             <w:cnfStyle w:val="100000000000" w:firstRow="1" w:lastRow="0" w:firstColumn="0" w:lastColumn="0" w:oddVBand="0" w:evenVBand="0" w:oddHBand="0" w:evenHBand="0" w:firstRowFirstColumn="0" w:firstRowLastColumn="0" w:lastRowFirstColumn="0" w:lastRowLastColumn="0"/>
             <w:rPr>
               <w:rFonts w:ascii="Times New Roman" w:hAnsi="Times New Roman" w:cs="Times New Roman"/>
               <w:b w:val="0"/>
-              <w:sz w:val="32"/>
+              <w:sz w:val="24"/>
               <w:szCs w:val="32"/>
               <w:lang w:val="en-US"/>
             </w:rPr>
@@ -861,7 +857,7 @@
             <w:rPr>
               <w:rFonts w:ascii="Times New Roman" w:hAnsi="Times New Roman" w:cs="Times New Roman"/>
               <w:b w:val="0"/>
-              <w:sz w:val="32"/>
+              <w:sz w:val="24"/>
               <w:szCs w:val="32"/>
               <w:lang w:val="en-US"/>
             </w:rPr>
@@ -886,7 +882,7 @@
             <w:rPr>
               <w:rFonts w:ascii="Times New Roman" w:hAnsi="Times New Roman" w:cs="Times New Roman"/>
               <w:b w:val="0"/>
-              <w:sz w:val="32"/>
+              <w:sz w:val="24"/>
               <w:szCs w:val="32"/>
               <w:lang w:val="en-US"/>
             </w:rPr>
@@ -895,7 +891,7 @@
             <w:rPr>
               <w:rFonts w:ascii="Times New Roman" w:hAnsi="Times New Roman" w:cs="Times New Roman"/>
               <w:b w:val="0"/>
-              <w:sz w:val="32"/>
+              <w:sz w:val="24"/>
               <w:szCs w:val="32"/>
               <w:lang w:val="en-US"/>
             </w:rPr>
@@ -910,12 +906,11 @@
         <w:p>
           <w:pPr>
             <w:pStyle w:val="Header"/>
-            <w:jc w:val="right"/>
             <w:cnfStyle w:val="000000100000" w:firstRow="0" w:lastRow="0" w:firstColumn="0" w:lastColumn="0" w:oddVBand="0" w:evenVBand="0" w:oddHBand="1" w:evenHBand="0" w:firstRowFirstColumn="0" w:firstRowLastColumn="0" w:lastRowFirstColumn="0" w:lastRowLastColumn="0"/>
             <w:rPr>
               <w:rFonts w:ascii="Times New Roman" w:hAnsi="Times New Roman" w:cs="Times New Roman"/>
               <w:b/>
-              <w:sz w:val="32"/>
+              <w:sz w:val="24"/>
               <w:szCs w:val="32"/>
               <w:lang w:val="en-US"/>
             </w:rPr>
@@ -924,7 +919,7 @@
             <w:rPr>
               <w:rFonts w:ascii="Times New Roman" w:hAnsi="Times New Roman" w:cs="Times New Roman"/>
               <w:b/>
-              <w:sz w:val="32"/>
+              <w:sz w:val="24"/>
               <w:szCs w:val="32"/>
               <w:lang w:val="en-US"/>
             </w:rPr>
@@ -1823,7 +1818,7 @@
 </a:theme>
 </file>
 
-<file path=customXml/item1.xml>��< ? x m l   v e r s i o n = " 1 . 0 "   e n c o d i n g = " u t f - 1 6 " ? > < N a v W o r d R e p o r t X m l P a r t   x m l n s = " u r n : m i c r o s o f t - d y n a m i c s - b u s i n e s s c e n t r a l / i n t e r n a l / e x t e n d e d / r e p o r t s / A S T _ A s s e t _ H a n d o v e r _ L e t t e r / 5 0 1 0 1 / " > +<file path=customXml/item1.xml>��< ? x m l   v e r s i o n = " 1 . 0 "   e n c o d i n g = " u t f - 1 6 " ? > < N a v W o r d R e p o r t X m l P a r t   x m l n s = " u r n : m i c r o s o f t - d y n a m i c s - n a v / r e p o r t s / A S T _ A s s e t _ H a n d o v e r _ L e t t e r / 5 0 1 0 1 / " >   
      < B C R e p o r t I n f o r m a t i o n >   
@@ -1889,41 +1884,39 @@
  
      < / B C R e p o r t I n f o r m a t i o n >   
-     < T o o l t i p s / > - 
-     < H e a d e r   E l e m e n t T y p e = " D a t a I t e m "   E l e m e n t I d = " 1 2 4 0 3 7 3 8 8 6 " > - 
-         < A s s i g n m e n t _ D a t e   E l e m e n t T y p e = " C o l u m n "   E l e m e n t I d = " 4 0 3 6 5 6 0 6 7 "   D a t a T y p e = " D a t e " > A s s i g n m e n t _ D a t e < / A s s i g n m e n t _ D a t e > - 
-         < D e p a r t m e n t   E l e m e n t T y p e = " C o l u m n "   E l e m e n t I d = " 4 9 5 5 6 2 0 0 7 "   D a t a T y p e = " T e x t " > D e p a r t m e n t < / D e p a r t m e n t > - 
-         < E m p l o y e e _ N a m e   E l e m e n t T y p e = " C o l u m n "   E l e m e n t I d = " 6 8 8 4 8 5 3 5 "   D a t a T y p e = " T e x t " > E m p l o y e e _ N a m e < / E m p l o y e e _ N a m e > - 
-         < E m p l o y e e _ N o _   E l e m e n t T y p e = " C o l u m n "   E l e m e n t I d = " 8 2 0 9 0 8 9 5 4 "   D a t a T y p e = " C o d e " > E m p l o y e e _ N o _ < / E m p l o y e e _ N o _ > - 
-         < E x p e c t e d _ R e t u r n _ D a t e   E l e m e n t T y p e = " C o l u m n "   E l e m e n t I d = " 1 9 3 0 8 5 9 1 5 "   D a t a T y p e = " D a t e " > E x p e c t e d _ R e t u r n _ D a t e < / E x p e c t e d _ R e t u r n _ D a t e > - 
-         < N o _   E l e m e n t T y p e = " C o l u m n "   E l e m e n t I d = " 1 0 8 0 6 9 1 2 5 3 "   D a t a T y p e = " C o d e " > N o _ < / N o _ > - 
-         < P o s t e d _ B y   E l e m e n t T y p e = " C o l u m n "   E l e m e n t I d = " 1 6 1 1 6 0 2 7 2 "   D a t a T y p e = " C o d e " > P o s t e d _ B y < / P o s t e d _ B y > - 
-         < P o s t i n g _ D a t e   E l e m e n t T y p e = " C o l u m n "   E l e m e n t I d = " 1 2 1 7 0 3 8 7 7 8 "   D a t a T y p e = " D a t e " > P o s t i n g _ D a t e < / P o s t i n g _ D a t e > - 
-         < P u r p o s e   E l e m e n t T y p e = " C o l u m n "   E l e m e n t I d = " 3 1 3 1 5 8 9 0 9 "   D a t a T y p e = " T e x t " > P u r p o s e < / P u r p o s e > - 
-         < L i n e s   E l e m e n t T y p e = " D a t a I t e m "   E l e m e n t I d = " 1 3 2 3 6 5 4 0 2 4 " > - 
-             < A s s e t _ D e s c r i p t i o n   E l e m e n t T y p e = " C o l u m n "   E l e m e n t I d = " 1 3 0 2 0 3 5 3 0 8 "   D a t a T y p e = " T e x t " > A s s e t _ D e s c r i p t i o n < / A s s e t _ D e s c r i p t i o n > - 
-             < A s s e t _ N o _   E l e m e n t T y p e = " C o l u m n "   E l e m e n t I d = " 1 2 8 2 9 7 6 6 2 0 "   D a t a T y p e = " C o d e " > A s s e t _ N o _ < / A s s e t _ N o _ > - 
-             < C a t e g o r y _ C o d e   E l e m e n t T y p e = " C o l u m n "   E l e m e n t I d = " 9 0 3 1 6 5 8 3 3 "   D a t a T y p e = " C o d e " > C a t e g o r y _ C o d e < / C a t e g o r y _ C o d e > - 
-             < C o n d i t i o n _ a t _ H a n d o v e r   E l e m e n t T y p e = " C o l u m n "   E l e m e n t I d = " 8 8 5 0 8 2 9 8 6 "   D a t a T y p e = " E n u m " > C o n d i t i o n _ a t _ H a n d o v e r < / C o n d i t i o n _ a t _ H a n d o v e r > - 
-             < N o t e s   E l e m e n t T y p e = " C o l u m n "   E l e m e n t I d = " 1 9 2 4 8 6 2 7 1 4 "   D a t a T y p e = " T e x t " > N o t e s < / N o t e s > - 
-             < S e r i a l _ N o _   E l e m e n t T y p e = " C o l u m n "   E l e m e n t I d = " 1 7 6 1 1 6 2 8 2 8 "   D a t a T y p e = " T e x t " > S e r i a l _ N o _ < / S e r i a l _ N o _ > +     < H e a d e r > + 
+         < A s s i g n m e n t _ D a t e > A s s i g n m e n t _ D a t e < / A s s i g n m e n t _ D a t e > + 
+         < D e p a r t m e n t > D e p a r t m e n t < / D e p a r t m e n t > + 
+         < E m p l o y e e _ N a m e > E m p l o y e e _ N a m e < / E m p l o y e e _ N a m e > + 
+         < E m p l o y e e _ N o _ > E m p l o y e e _ N o _ < / E m p l o y e e _ N o _ > + 
+         < E x p e c t e d _ R e t u r n _ D a t e > E x p e c t e d _ R e t u r n _ D a t e < / E x p e c t e d _ R e t u r n _ D a t e > + 
+         < N o _ > N o _ < / N o _ > + 
+         < P o s t e d _ B y > P o s t e d _ B y < / P o s t e d _ B y > + 
+         < P o s t i n g _ D a t e > P o s t i n g _ D a t e < / P o s t i n g _ D a t e > + 
+         < P u r p o s e > P u r p o s e < / P u r p o s e > + 
+         < L i n e s > + 
+             < A s s e t _ D e s c r i p t i o n > A s s e t _ D e s c r i p t i o n < / A s s e t _ D e s c r i p t i o n > + 
+             < A s s e t _ N o _ > A s s e t _ N o _ < / A s s e t _ N o _ > + 
+             < C a t e g o r y _ C o d e > C a t e g o r y _ C o d e < / C a t e g o r y _ C o d e > + 
+             < C o n d i t i o n _ a t _ H a n d o v e r > C o n d i t i o n _ a t _ H a n d o v e r < / C o n d i t i o n _ a t _ H a n d o v e r > + 
+             < N o t e s > N o t e s < / N o t e s > + 
+             < S e r i a l _ N o _ > S e r i a l _ N o _ < / S e r i a l _ N o _ >   
          < / L i n e s >   
@@ -1932,7 +1925,7 @@
  < / N a v W o r d R e p o r t X m l P a r t > 
 </file>
 
-<file path=customXml/item2.xml>��< ? x m l   v e r s i o n = " 1 . 0 "   e n c o d i n g = " u t f - 1 6 " ? > < N a v W o r d R e p o r t X m l P a r t   x m l n s = " u r n : m i c r o s o f t - d y n a m i c s - n a v / r e p o r t s / A S T _ A s s e t _ H a n d o v e r _ L e t t e r / 5 0 1 0 1 / " > +<file path=customXml/item2.xml>��< ? x m l   v e r s i o n = " 1 . 0 "   e n c o d i n g = " u t f - 1 6 " ? > < N a v W o r d R e p o r t X m l P a r t   x m l n s = " u r n : m i c r o s o f t - d y n a m i c s - b u s i n e s s c e n t r a l / i n t e r n a l / e x t e n d e d / r e p o r t s / A S T _ A s s e t _ H a n d o v e r _ L e t t e r / 5 0 1 0 1 / " >   
      < B C R e p o r t I n f o r m a t i o n >   
@@ -1998,39 +1991,41 @@
  
      < / B C R e p o r t I n f o r m a t i o n >   
-     < H e a d e r > - 
-         < A s s i g n m e n t _ D a t e > A s s i g n m e n t _ D a t e < / A s s i g n m e n t _ D a t e > - 
-         < D e p a r t m e n t > D e p a r t m e n t < / D e p a r t m e n t > - 
-         < E m p l o y e e _ N a m e > E m p l o y e e _ N a m e < / E m p l o y e e _ N a m e > - 
-         < E m p l o y e e _ N o _ > E m p l o y e e _ N o _ < / E m p l o y e e _ N o _ > - 
-         < E x p e c t e d _ R e t u r n _ D a t e > E x p e c t e d _ R e t u r n _ D a t e < / E x p e c t e d _ R e t u r n _ D a t e > - 
-         < N o _ > N o _ < / N o _ > - 
-         < P o s t e d _ B y > P o s t e d _ B y < / P o s t e d _ B y > - 
-         < P o s t i n g _ D a t e > P o s t i n g _ D a t e < / P o s t i n g _ D a t e > - 
-         < P u r p o s e > P u r p o s e < / P u r p o s e > - 
-         < L i n e s > - 
-             < A s s e t _ D e s c r i p t i o n > A s s e t _ D e s c r i p t i o n < / A s s e t _ D e s c r i p t i o n > - 
-             < A s s e t _ N o _ > A s s e t _ N o _ < / A s s e t _ N o _ > - 
-             < C a t e g o r y _ C o d e > C a t e g o r y _ C o d e < / C a t e g o r y _ C o d e > - 
-             < C o n d i t i o n _ a t _ H a n d o v e r > C o n d i t i o n _ a t _ H a n d o v e r < / C o n d i t i o n _ a t _ H a n d o v e r > - 
-             < N o t e s > N o t e s < / N o t e s > - 
-             < S e r i a l _ N o _ > S e r i a l _ N o _ < / S e r i a l _ N o _ > +     < T o o l t i p s / > + 
+     < H e a d e r   E l e m e n t T y p e = " D a t a I t e m "   E l e m e n t I d = " 1 2 4 0 3 7 3 8 8 6 " > + 
+         < A s s i g n m e n t _ D a t e   E l e m e n t T y p e = " C o l u m n "   E l e m e n t I d = " 4 0 3 6 5 6 0 6 7 "   D a t a T y p e = " D a t e " > A s s i g n m e n t _ D a t e < / A s s i g n m e n t _ D a t e > + 
+         < D e p a r t m e n t   E l e m e n t T y p e = " C o l u m n "   E l e m e n t I d = " 4 9 5 5 6 2 0 0 7 "   D a t a T y p e = " T e x t " > D e p a r t m e n t < / D e p a r t m e n t > + 
+         < E m p l o y e e _ N a m e   E l e m e n t T y p e = " C o l u m n "   E l e m e n t I d = " 6 8 8 4 8 5 3 5 "   D a t a T y p e = " T e x t " > E m p l o y e e _ N a m e < / E m p l o y e e _ N a m e > + 
+         < E m p l o y e e _ N o _   E l e m e n t T y p e = " C o l u m n "   E l e m e n t I d = " 8 2 0 9 0 8 9 5 4 "   D a t a T y p e = " C o d e " > E m p l o y e e _ N o _ < / E m p l o y e e _ N o _ > + 
+         < E x p e c t e d _ R e t u r n _ D a t e   E l e m e n t T y p e = " C o l u m n "   E l e m e n t I d = " 1 9 3 0 8 5 9 1 5 "   D a t a T y p e = " D a t e " > E x p e c t e d _ R e t u r n _ D a t e < / E x p e c t e d _ R e t u r n _ D a t e > + 
+         < N o _   E l e m e n t T y p e = " C o l u m n "   E l e m e n t I d = " 1 0 8 0 6 9 1 2 5 3 "   D a t a T y p e = " C o d e " > N o _ < / N o _ > + 
+         < P o s t e d _ B y   E l e m e n t T y p e = " C o l u m n "   E l e m e n t I d = " 1 6 1 1 6 0 2 7 2 "   D a t a T y p e = " C o d e " > P o s t e d _ B y < / P o s t e d _ B y > + 
+         < P o s t i n g _ D a t e   E l e m e n t T y p e = " C o l u m n "   E l e m e n t I d = " 1 2 1 7 0 3 8 7 7 8 "   D a t a T y p e = " D a t e " > P o s t i n g _ D a t e < / P o s t i n g _ D a t e > + 
+         < P u r p o s e   E l e m e n t T y p e = " C o l u m n "   E l e m e n t I d = " 3 1 3 1 5 8 9 0 9 "   D a t a T y p e = " T e x t " > P u r p o s e < / P u r p o s e > + 
+         < L i n e s   E l e m e n t T y p e = " D a t a I t e m "   E l e m e n t I d = " 1 3 2 3 6 5 4 0 2 4 " > + 
+             < A s s e t _ D e s c r i p t i o n   E l e m e n t T y p e = " C o l u m n "   E l e m e n t I d = " 1 3 0 2 0 3 5 3 0 8 "   D a t a T y p e = " T e x t " > A s s e t _ D e s c r i p t i o n < / A s s e t _ D e s c r i p t i o n > + 
+             < A s s e t _ N o _   E l e m e n t T y p e = " C o l u m n "   E l e m e n t I d = " 1 2 8 2 9 7 6 6 2 0 "   D a t a T y p e = " C o d e " > A s s e t _ N o _ < / A s s e t _ N o _ > + 
+             < C a t e g o r y _ C o d e   E l e m e n t T y p e = " C o l u m n "   E l e m e n t I d = " 9 0 3 1 6 5 8 3 3 "   D a t a T y p e = " C o d e " > C a t e g o r y _ C o d e < / C a t e g o r y _ C o d e > + 
+             < C o n d i t i o n _ a t _ H a n d o v e r   E l e m e n t T y p e = " C o l u m n "   E l e m e n t I d = " 8 8 5 0 8 2 9 8 6 "   D a t a T y p e = " E n u m " > C o n d i t i o n _ a t _ H a n d o v e r < / C o n d i t i o n _ a t _ H a n d o v e r > + 
+             < N o t e s   E l e m e n t T y p e = " C o l u m n "   E l e m e n t I d = " 1 9 2 4 8 6 2 7 1 4 "   D a t a T y p e = " T e x t " > N o t e s < / N o t e s > + 
+             < S e r i a l _ N o _   E l e m e n t T y p e = " C o l u m n "   E l e m e n t I d = " 1 7 6 1 1 6 2 8 2 8 "   D a t a T y p e = " T e x t " > S e r i a l _ N o _ < / S e r i a l _ N o _ >   
          < / L i n e s >   
@@ -2044,6 +2039,14 @@
 </file>
 
 <file path=customXml/itemProps1.xml><?xml version="1.0" encoding="utf-8"?>
+<ds:datastoreItem xmlns:ds="http://schemas.openxmlformats.org/officeDocument/2006/customXml" ds:itemID="{A7820A55-1C4D-4585-AB7C-0B3300A80E4D}">
+  <ds:schemaRefs>
+    <ds:schemaRef ds:uri="urn:microsoft-dynamics-nav/reports/AST_Asset_Handover_Letter/50101/"/>
+  </ds:schemaRefs>
+</ds:datastoreItem>
+</file>
+
+<file path=customXml/itemProps2.xml><?xml version="1.0" encoding="utf-8"?>
 <ds:datastoreItem xmlns:ds="http://schemas.openxmlformats.org/officeDocument/2006/customXml" ds:itemID="{2402F4E9-E6A2-4D76-B19A-5A2B5C0F9F02}">
   <ds:schemaRefs>
     <ds:schemaRef ds:uri="urn:microsoft-dynamics-businesscentral/internal/extended/reports/AST_Asset_Handover_Letter/50101/"/>
@@ -2051,16 +2054,8 @@
 </ds:datastoreItem>
 </file>
 
-<file path=customXml/itemProps2.xml><?xml version="1.0" encoding="utf-8"?>
-<ds:datastoreItem xmlns:ds="http://schemas.openxmlformats.org/officeDocument/2006/customXml" ds:itemID="{A7820A55-1C4D-4585-AB7C-0B3300A80E4D}">
-  <ds:schemaRefs>
-    <ds:schemaRef ds:uri="urn:microsoft-dynamics-nav/reports/AST_Asset_Handover_Letter/50101/"/>
-  </ds:schemaRefs>
-</ds:datastoreItem>
-</file>
-
 <file path=customXml/itemProps3.xml><?xml version="1.0" encoding="utf-8"?>
-<ds:datastoreItem xmlns:ds="http://schemas.openxmlformats.org/officeDocument/2006/customXml" ds:itemID="{44E302D8-E1E4-4847-94E2-B14861632BF5}">
+<ds:datastoreItem xmlns:ds="http://schemas.openxmlformats.org/officeDocument/2006/customXml" ds:itemID="{80BF4915-77F1-492A-84A7-9FE1DAB54344}">
   <ds:schemaRefs>
     <ds:schemaRef ds:uri="http://schemas.openxmlformats.org/officeDocument/2006/bibliography"/>
   </ds:schemaRefs>
